--- a/book/draft-v2/서드브레인2편_11장_유산으로서의컴패니언.docx
+++ b/book/draft-v2/서드브레인2편_11장_유산으로서의컴패니언.docx
@@ -737,6 +737,155 @@
       </w:r>
     </w:p>
     <w:p>
+      <w:r>
+        <w:br w:type="page"/>
+      </w:r>
+    </w:p>
+    <w:p>
+      <w:pPr>
+        <w:pStyle w:val="Heading2"/>
+        <w:spacing w:after="140" w:before="300"/>
+      </w:pPr>
+      <w:r>
+        <w:rPr>
+          <w:rFonts w:ascii="Malgun Gothic" w:cs="Malgun Gothic" w:eastAsia="Malgun Gothic" w:hAnsi="Malgun Gothic"/>
+          <w:b/>
+          <w:bCs/>
+          <w:color w:val="2E86AB"/>
+          <w:sz w:val="25"/>
+          <w:szCs w:val="25"/>
+        </w:rPr>
+        <w:t xml:space="preserve">11.4 [심화] 애도의 심리학 — '지속적 유대'와 정직한 기억</w:t>
+      </w:r>
+    </w:p>
+    <w:p>
+      <w:pPr>
+        <w:spacing w:after="150" w:before="0" w:line="312"/>
+        <w:jc w:val="both"/>
+      </w:pPr>
+      <w:r>
+        <w:rPr>
+          <w:rFonts w:ascii="Malgun Gothic" w:cs="Malgun Gothic" w:eastAsia="Malgun Gothic" w:hAnsi="Malgun Gothic"/>
+          <w:sz w:val="21"/>
+          <w:szCs w:val="21"/>
+        </w:rPr>
+        <w:t xml:space="preserve">고인 흉내 금지(11.1~11.3)라는 우리의 원칙은 애도의 심리학에 비추면 더욱 선명해집니다. 20세기 대부분의 애도 이론은 프로이트 이래 '애도의 과업은 고인과의 유대를 끊고 떠나보내는 것(detachment)'이라 보았습니다. 그러나 1996년, 클라스와 동료들의 기념비적 연구 『지속적 유대(Continuing Bonds)』는 이 통념을 뒤집었습니다(Klass, Silverman &amp; Nickman, 1996). 건강한 애도는 고인을 잊는 것이 아니라, 그와의 유대를 새로운 형태로 재구성하며 이어 가는 것이라는 관찰입니다. 우리는 돌아가신 부모를 마음속에서 계속 대화 상대로 삼고, 그분이라면 어떻게 했을지 떠올리며, 그 기억과 함께 살아갑니다. 이것은 병리가 아니라 건강한 적응입니다.</w:t>
+      </w:r>
+    </w:p>
+    <w:p>
+      <w:pPr>
+        <w:spacing w:after="150" w:before="0" w:line="312"/>
+        <w:jc w:val="both"/>
+      </w:pPr>
+      <w:r>
+        <w:rPr>
+          <w:rFonts w:ascii="Malgun Gothic" w:cs="Malgun Gothic" w:eastAsia="Malgun Gothic" w:hAnsi="Malgun Gothic"/>
+          <w:sz w:val="21"/>
+          <w:szCs w:val="21"/>
+        </w:rPr>
+        <w:t xml:space="preserve">이 관점은 그리프테크(grieftech)에 대한 미묘하지만 결정적인 기준을 제공합니다. 문제는 '고인을 기억하는 것' 자체가 아닙니다 — 그것은 오히려 건강한 애도의 핵심입니다. 문제는 기억을 왜곡하는 것입니다. 고인을 시뮬레이션하는 그리프봇은 지속적 유대를 돕는 것처럼 보이지만, 실은 위험한 왜곡을 끼워 넣습니다. 고인이 하지 않은 말을 지어냄으로써, 유족이 붙드는 유대의 대상을 '진짜 고인의 기억'이 아니라 '알고리즘이 만든 허구'로 바꿔치기하는 것입니다. 케임브리지 연구진이 경고한 애도의 지연·왜곡(11.1)은 바로 이 바꿔치기에서 옵니다.</w:t>
+      </w:r>
+    </w:p>
+    <w:p>
+      <w:pPr>
+        <w:spacing w:after="150" w:before="0" w:line="312"/>
+        <w:jc w:val="both"/>
+      </w:pPr>
+      <w:r>
+        <w:rPr>
+          <w:rFonts w:ascii="Malgun Gothic" w:cs="Malgun Gothic" w:eastAsia="Malgun Gothic" w:hAnsi="Malgun Gothic"/>
+          <w:sz w:val="21"/>
+          <w:szCs w:val="21"/>
+        </w:rPr>
+        <w:t xml:space="preserve">서드브레인의 '기억하는 로봇'은 정확히 이 경계 위에 섭니다. 그것은 지속적 유대를 돕되(고인의 진짜 기록을 보존하고 전하므로), 왜곡하지 않습니다(지어내지 않으므로). 딸이 '아빠는 이 상황을 어떻게 판단했을까' 물을 때, 기억하는 로봇은 아빠의 실제 기록을 인용합니다 — 이것은 딸이 아빠와의 유대를 진실한 형태로 이어 가도록 돕습니다. 반면 흉내내는 로봇은 아빠가 하지 않은 답을 지어내어, 딸의 유대를 허구에 묶습니다. 같은 '기억'처럼 보이지만, 하나는 애도를 완성하고 하나는 애도를 배신합니다. 지속적 유대 이론은 이 둘을 가르는 정확한 잣대를 줍니다 — 유대의 대상이 진실인가, 허구인가. 서드브레인이 '인용'을 택하고 '생성'을 금한 것은, 애도의 심리학이 지지하는 선택이었습니다.</w:t>
+      </w:r>
+    </w:p>
+    <w:p>
+      <w:pPr>
+        <w:shd w:fill="EAF3F1" w:val="clear"/>
+        <w:spacing w:after="60" w:before="180"/>
+      </w:pPr>
+      <w:r>
+        <w:rPr>
+          <w:rFonts w:ascii="Malgun Gothic" w:cs="Malgun Gothic" w:eastAsia="Malgun Gothic" w:hAnsi="Malgun Gothic"/>
+          <w:b/>
+          <w:bCs/>
+          <w:color w:val="1F6F6A"/>
+          <w:sz w:val="20"/>
+          <w:szCs w:val="20"/>
+        </w:rPr>
+        <w:t xml:space="preserve">[뇌경영 실천] 애도의 심리학이 지지하는 '기억하는 로봇'</w:t>
+      </w:r>
+    </w:p>
+    <w:p>
+      <w:pPr>
+        <w:shd w:fill="EAF3F1" w:val="clear"/>
+        <w:spacing w:after="60" w:line="300"/>
+      </w:pPr>
+      <w:r>
+        <w:rPr>
+          <w:rFonts w:ascii="Malgun Gothic" w:cs="Malgun Gothic" w:eastAsia="Malgun Gothic" w:hAnsi="Malgun Gothic"/>
+          <w:color w:val="333333"/>
+          <w:sz w:val="20"/>
+          <w:szCs w:val="20"/>
+        </w:rPr>
+        <w:t xml:space="preserve">· 옛 이론: 애도 = 고인과의 유대를 끊기(detachment)</w:t>
+      </w:r>
+    </w:p>
+    <w:p>
+      <w:pPr>
+        <w:shd w:fill="EAF3F1" w:val="clear"/>
+        <w:spacing w:after="60" w:line="300"/>
+      </w:pPr>
+      <w:r>
+        <w:rPr>
+          <w:rFonts w:ascii="Malgun Gothic" w:cs="Malgun Gothic" w:eastAsia="Malgun Gothic" w:hAnsi="Malgun Gothic"/>
+          <w:color w:val="333333"/>
+          <w:sz w:val="20"/>
+          <w:szCs w:val="20"/>
+        </w:rPr>
+        <w:t xml:space="preserve">· 지속적 유대(Klass et al., 1996): 건강한 애도 = 유대를 새 형태로 이어 가기</w:t>
+      </w:r>
+    </w:p>
+    <w:p>
+      <w:pPr>
+        <w:shd w:fill="EAF3F1" w:val="clear"/>
+        <w:spacing w:after="60" w:line="300"/>
+      </w:pPr>
+      <w:r>
+        <w:rPr>
+          <w:rFonts w:ascii="Malgun Gothic" w:cs="Malgun Gothic" w:eastAsia="Malgun Gothic" w:hAnsi="Malgun Gothic"/>
+          <w:color w:val="333333"/>
+          <w:sz w:val="20"/>
+          <w:szCs w:val="20"/>
+        </w:rPr>
+        <w:t xml:space="preserve">· 경계: 문제는 '기억'이 아니라 '왜곡' — 진짜 기억은 애도를 돕고, 허구는 배신한다</w:t>
+      </w:r>
+    </w:p>
+    <w:p>
+      <w:pPr>
+        <w:shd w:fill="EAF3F1" w:val="clear"/>
+        <w:spacing w:after="60" w:line="300"/>
+      </w:pPr>
+      <w:r>
+        <w:rPr>
+          <w:rFonts w:ascii="Malgun Gothic" w:cs="Malgun Gothic" w:eastAsia="Malgun Gothic" w:hAnsi="Malgun Gothic"/>
+          <w:color w:val="333333"/>
+          <w:sz w:val="20"/>
+          <w:szCs w:val="20"/>
+        </w:rPr>
+        <w:t xml:space="preserve">· 서드브레인의 인용(진실) vs 그리프봇의 생성(허구): 애도 심리학이 전자를 지지</w:t>
+      </w:r>
+    </w:p>
+    <w:p>
+      <w:pPr>
+        <w:spacing w:after="140"/>
+      </w:pPr>
+      <w:r>
+        <w:t xml:space="preserve"/>
+      </w:r>
+    </w:p>
+    <w:p>
       <w:pPr>
         <w:spacing w:after="60" w:before="0" w:line="312"/>
         <w:jc w:val="both"/>
@@ -765,6 +914,21 @@
           <w:szCs w:val="22"/>
         </w:rPr>
         <w:t xml:space="preserve">이 장의 참고문헌</w:t>
+      </w:r>
+    </w:p>
+    <w:p>
+      <w:pPr>
+        <w:spacing w:after="50"/>
+        <w:ind w:left="360" w:hanging="360"/>
+      </w:pPr>
+      <w:r>
+        <w:rPr>
+          <w:rFonts w:ascii="Malgun Gothic" w:cs="Malgun Gothic" w:eastAsia="Malgun Gothic" w:hAnsi="Malgun Gothic"/>
+          <w:color w:val="555555"/>
+          <w:sz w:val="17"/>
+          <w:szCs w:val="17"/>
+        </w:rPr>
+        <w:t xml:space="preserve">Klass, D., Silverman, P. R., &amp; Nickman, S. L. (1996). Continuing Bonds: New Understandings of Grief. Taylor &amp; Francis.</w:t>
       </w:r>
     </w:p>
     <w:p>
